--- a/Miscellaneous/AI Reference/2026-04-22 Canvas Reference Guide.docx
+++ b/Miscellaneous/AI Reference/2026-04-22 Canvas Reference Guide.docx
@@ -24303,7 +24303,7 @@
           <w:rFonts w:ascii="Courier New" w:hAnsi="Courier New"/>
           <w:sz w:val="18"/>
         </w:rPr>
-        <w:t xml:space="preserve">        ProToolsCleanup/    (images for the Pro Tools cleanup tutorial)</w:t>
+        <w:t xml:space="preserve">        Pro_Tools_Cleanup/   (shared Pro Tools cleanup tutorial images)</w:t>
       </w:r>
     </w:p>
     <w:p>
@@ -24316,7 +24316,7 @@
           <w:rFonts w:ascii="Courier New" w:hAnsi="Courier New"/>
           <w:sz w:val="18"/>
         </w:rPr>
-        <w:t xml:space="preserve">    dapr-2000/</w:t>
+        <w:t xml:space="preserve">    DAPR-2000--Digital_Audio_Essentials/</w:t>
       </w:r>
     </w:p>
     <w:p>
@@ -24329,7 +24329,7 @@
           <w:rFonts w:ascii="Courier New" w:hAnsi="Courier New"/>
           <w:sz w:val="18"/>
         </w:rPr>
-        <w:t xml:space="preserve">    dapr-2080/</w:t>
+        <w:t xml:space="preserve">    DAPR-2080--Podcast_and_Radio_Production/</w:t>
       </w:r>
     </w:p>
     <w:p>
@@ -24342,7 +24342,7 @@
           <w:rFonts w:ascii="Courier New" w:hAnsi="Courier New"/>
           <w:sz w:val="18"/>
         </w:rPr>
-        <w:t xml:space="preserve">    dapr-3010r/</w:t>
+        <w:t xml:space="preserve">    DAPR-3010R--Digital_Lecture_Series/</w:t>
       </w:r>
     </w:p>
     <w:p>
@@ -24355,7 +24355,7 @@
           <w:rFonts w:ascii="Courier New" w:hAnsi="Courier New"/>
           <w:sz w:val="18"/>
         </w:rPr>
-        <w:t xml:space="preserve">    dapr-3340/</w:t>
+        <w:t xml:space="preserve">    DAPR-3340--Spatial_Audio_I/</w:t>
       </w:r>
     </w:p>
     <w:p>
@@ -24368,7 +24368,7 @@
           <w:rFonts w:ascii="Courier New" w:hAnsi="Courier New"/>
           <w:sz w:val="18"/>
         </w:rPr>
-        <w:t xml:space="preserve">    dapr-3345/</w:t>
+        <w:t xml:space="preserve">    DAPR-3345--Spatial_Audio_II/</w:t>
       </w:r>
     </w:p>
     <w:p>
@@ -24407,7 +24407,7 @@
           <w:rFonts w:ascii="Courier New" w:hAnsi="Courier New"/>
           <w:sz w:val="18"/>
         </w:rPr>
-        <w:t xml:space="preserve">https://raw.githubusercontent.com/uvu-dapr/Canvas/main/FOLDER/FILENAME.jpg</w:t>
+        <w:t xml:space="preserve">https://raw.githubusercontent.com/uvu-dapr/Canvas/main/Classes/DAPR-####--Course_Name/Topic/Page_Title/Image_File.jpg</w:t>
       </w:r>
     </w:p>
     <w:p>
@@ -24429,7 +24429,7 @@
           <w:rFonts w:ascii="Courier New" w:hAnsi="Courier New"/>
           <w:sz w:val="18"/>
         </w:rPr>
-        <w:t xml:space="preserve">https://raw.githubusercontent.com/uvu-dapr/Canvas/main/All/ProToolsCleanup/before.jpg</w:t>
+        <w:t xml:space="preserve">https://raw.githubusercontent.com/uvu-dapr/Canvas/main/Classes/All/Pro_Tools_Cleanup/Before.jpg</w:t>
       </w:r>
     </w:p>
     <w:p>
@@ -24750,7 +24750,7 @@
         </w:numPr>
       </w:pPr>
       <w:r>
-        <w:t xml:space="preserve">Place image files in the correct course subfolder, for example: Canvas/All/ProToolsCleanup/</w:t>
+        <w:t xml:space="preserve">Place image files in the correct course subfolder, for example: Canvas/Classes/All/Pro_Tools_Cleanup/</w:t>
       </w:r>
     </w:p>
     <w:p>
@@ -27829,7 +27829,7 @@
           <w:rFonts w:ascii="Courier New" w:hAnsi="Courier New"/>
           <w:sz w:val="20"/>
         </w:rPr>
-        <w:t>https://raw.githubusercontent.com/uvu-dapr/Canvas/main/FOLDER/FILENAME.jpg</w:t>
+        <w:t>https://raw.githubusercontent.com/uvu-dapr/Canvas/main/Classes/DAPR-####--Course_Name/Topic/Page_Title/Image_File.jpg</w:t>
       </w:r>
     </w:p>
     <w:p>
@@ -27920,7 +27920,7 @@
           <w:rFonts w:ascii="Courier New" w:hAnsi="Courier New"/>
           <w:sz w:val="20"/>
         </w:rPr>
-        <w:t xml:space="preserve">    dapr-2000/</w:t>
+        <w:t xml:space="preserve">    DAPR-2000--Digital_Audio_Essentials/</w:t>
       </w:r>
     </w:p>
     <w:p>
@@ -27932,7 +27932,7 @@
           <w:rFonts w:ascii="Courier New" w:hAnsi="Courier New"/>
           <w:sz w:val="20"/>
         </w:rPr>
-        <w:t xml:space="preserve">    dapr-2000l/</w:t>
+        <w:t xml:space="preserve">    DAPR-2000L--Digital_Audio_Essentials_Lab/</w:t>
       </w:r>
     </w:p>
     <w:p>
@@ -27944,7 +27944,7 @@
           <w:rFonts w:ascii="Courier New" w:hAnsi="Courier New"/>
           <w:sz w:val="20"/>
         </w:rPr>
-        <w:t xml:space="preserve">    dapr-2010/</w:t>
+        <w:t xml:space="preserve">    DAPR-2010--Core_Recording/</w:t>
       </w:r>
     </w:p>
     <w:p>
@@ -27956,7 +27956,7 @@
           <w:rFonts w:ascii="Courier New" w:hAnsi="Courier New"/>
           <w:sz w:val="20"/>
         </w:rPr>
-        <w:t xml:space="preserve">    dapr-2010l/</w:t>
+        <w:t xml:space="preserve">    DAPR-2010L--Core_Recording_Lab/</w:t>
       </w:r>
     </w:p>
     <w:p>
@@ -27968,7 +27968,7 @@
           <w:rFonts w:ascii="Courier New" w:hAnsi="Courier New"/>
           <w:sz w:val="20"/>
         </w:rPr>
-        <w:t xml:space="preserve">    dapr-2020/</w:t>
+        <w:t xml:space="preserve">    DAPR-2020--Core_Mixing/</w:t>
       </w:r>
     </w:p>
     <w:p>
@@ -27980,7 +27980,7 @@
           <w:rFonts w:ascii="Courier New" w:hAnsi="Courier New"/>
           <w:sz w:val="20"/>
         </w:rPr>
-        <w:t xml:space="preserve">    dapr-2020l/</w:t>
+        <w:t xml:space="preserve">    DAPR-2020L--Core_Mixing_Lab/</w:t>
       </w:r>
     </w:p>
     <w:p>
@@ -27992,7 +27992,7 @@
           <w:rFonts w:ascii="Courier New" w:hAnsi="Courier New"/>
           <w:sz w:val="20"/>
         </w:rPr>
-        <w:t xml:space="preserve">    dapr-2080/</w:t>
+        <w:t xml:space="preserve">    DAPR-2080--Podcast_and_Radio_Production/</w:t>
       </w:r>
     </w:p>
     <w:p>
@@ -28004,7 +28004,7 @@
           <w:rFonts w:ascii="Courier New" w:hAnsi="Courier New"/>
           <w:sz w:val="20"/>
         </w:rPr>
-        <w:t xml:space="preserve">    dapr-2255/</w:t>
+        <w:t xml:space="preserve">    DAPR-2255--Audio_Hardware1/</w:t>
       </w:r>
     </w:p>
     <w:p>
@@ -28016,7 +28016,7 @@
           <w:rFonts w:ascii="Courier New" w:hAnsi="Courier New"/>
           <w:sz w:val="20"/>
         </w:rPr>
-        <w:t xml:space="preserve">    dapr-3010r/</w:t>
+        <w:t xml:space="preserve">    DAPR-3010R--Digital_Lecture_Series/</w:t>
       </w:r>
     </w:p>
     <w:p>
@@ -28028,7 +28028,7 @@
           <w:rFonts w:ascii="Courier New" w:hAnsi="Courier New"/>
           <w:sz w:val="20"/>
         </w:rPr>
-        <w:t xml:space="preserve">    dapr-3255/</w:t>
+        <w:t xml:space="preserve">    DAPR-3255--Audio_Hardware2/</w:t>
       </w:r>
     </w:p>
     <w:p>
@@ -28040,7 +28040,7 @@
           <w:rFonts w:ascii="Courier New" w:hAnsi="Courier New"/>
           <w:sz w:val="20"/>
         </w:rPr>
-        <w:t xml:space="preserve">    dapr-3340/</w:t>
+        <w:t xml:space="preserve">    DAPR-3340--Spatial_Audio_I/</w:t>
       </w:r>
     </w:p>
     <w:p>
@@ -28052,7 +28052,7 @@
           <w:rFonts w:ascii="Courier New" w:hAnsi="Courier New"/>
           <w:sz w:val="20"/>
         </w:rPr>
-        <w:t xml:space="preserve">    dapr-3345/</w:t>
+        <w:t xml:space="preserve">    DAPR-3345--Spatial_Audio_II/</w:t>
       </w:r>
     </w:p>
     <w:p>
@@ -28069,7 +28069,7 @@
           <w:rFonts w:ascii="Courier New" w:hAnsi="Courier New"/>
           <w:sz w:val="20"/>
         </w:rPr>
-        <w:t xml:space="preserve">    dapr-2020l/essential_groundwork/</w:t>
+        <w:t xml:space="preserve">    DAPR-2020L--Digital_Audio_Essentials_Lab/Groundwork/Essential_Groundwork/</w:t>
       </w:r>
     </w:p>
     <w:p>
@@ -28081,7 +28081,7 @@
           <w:rFonts w:ascii="Courier New" w:hAnsi="Courier New"/>
           <w:sz w:val="20"/>
         </w:rPr>
-        <w:t xml:space="preserve">    dapr-2020l/eq_lab/</w:t>
+        <w:t xml:space="preserve">    DAPR-2020L--Digital_Audio_Essentials_Lab/EQ/EQ_Lab/</w:t>
       </w:r>
     </w:p>
     <w:p>
@@ -28093,7 +28093,7 @@
           <w:rFonts w:ascii="Courier New" w:hAnsi="Courier New"/>
           <w:sz w:val="20"/>
         </w:rPr>
-        <w:t xml:space="preserve">    dapr-2020l/compression_lab/</w:t>
+        <w:t xml:space="preserve">    DAPR-2020L--Digital_Audio_Essentials_Lab/Compression/Compression_Lab/</w:t>
       </w:r>
     </w:p>
     <w:p>
@@ -28105,7 +28105,7 @@
           <w:rFonts w:ascii="Courier New" w:hAnsi="Courier New"/>
           <w:sz w:val="20"/>
         </w:rPr>
-        <w:t xml:space="preserve">    dapr-3345/spatial_mix_final/</w:t>
+        <w:t xml:space="preserve">    DAPR-3345--Spatial_Audio_II/Spatial/Spatial_Mix_Final/</w:t>
       </w:r>
     </w:p>
     <w:p>
@@ -28117,7 +28117,7 @@
           <w:rFonts w:ascii="Courier New" w:hAnsi="Courier New"/>
           <w:sz w:val="20"/>
         </w:rPr>
-        <w:t xml:space="preserve">    All/ProToolsCleanup/              (existing -- do not rename)</w:t>
+        <w:t xml:space="preserve">    All/Pro_Tools_Cleanup/</w:t>
       </w:r>
     </w:p>
     <w:tbl>
@@ -28142,7 +28142,7 @@
               <w:t xml:space="preserve">REQUIRED: </w:t>
             </w:r>
             <w:r>
-              <w:t>Course folder names use lowercase with hyphens (dapr-2020l). Assignment subfolder names use lowercase with hyphens between segments and underscores within concept words (essential_groundwork, eq_lab, m02-p1-sound_wave_properties). Hyphens separate the module prefix, part number, and concept title from each other. Underscores connect the words within a single concept title. Never use spaces, underscores, or capital letters in new folder names. The existing All/ProToolsCleanup/ folder keeps its original casing.</w:t>
+              <w:t>Full path structure: Classes/DAPR-####--Course_Name/Topic/Page_Title/ for course-specific images, or Classes/All/Page_Title/ for shared images. Course folders use uppercase DAPR, single hyphen between DAPR and course number, double hyphen before the title, title case with underscores (e.g. DAPR-2020L--Core_Mixing_Lab). Topic folder = Canvas page topic prefix word (e.g. Networking, Sound, MIDI, Groundwork). Page-title folder = Canvas page descriptive title with spaces replaced by underscores, title case, parenthetical acronym dropped (e.g. Dynamic_Host_Configuration_Protocol). Shared images live under Classes/All/ with no topic layer. Never use spaces in any folder name.</w:t>
             </w:r>
           </w:p>
         </w:tc>
@@ -28301,7 +28301,7 @@
           <w:rFonts w:ascii="Courier New" w:hAnsi="Courier New"/>
           <w:sz w:val="20"/>
         </w:rPr>
-        <w:t>https://raw.githubusercontent.com/uvu-dapr/Canvas/main/COURSE/ASSIGNMENT/FILENAME.jpg</w:t>
+        <w:t>https://raw.githubusercontent.com/uvu-dapr/Canvas/main/Classes/DAPR-####--Course_Name/Topic/Page_Title/Image_File.jpg</w:t>
       </w:r>
     </w:p>
     <w:p>
@@ -28318,7 +28318,7 @@
           <w:rFonts w:ascii="Courier New" w:hAnsi="Courier New"/>
           <w:sz w:val="20"/>
         </w:rPr>
-        <w:t>https://raw.githubusercontent.com/uvu-dapr/Canvas/main/dapr-2020l/essential_groundwork/finished_session_overview.jpg</w:t>
+        <w:t>https://raw.githubusercontent.com/uvu-dapr/Canvas/main/Classes/DAPR-2020L--Digital_Audio_Essentials_Lab/Groundwork/Essential_Groundwork/Finished_Session_Overview.jpg</w:t>
       </w:r>
     </w:p>
     <w:p>
@@ -28330,7 +28330,7 @@
           <w:rFonts w:ascii="Courier New" w:hAnsi="Courier New"/>
           <w:sz w:val="20"/>
         </w:rPr>
-        <w:t>https://raw.githubusercontent.com/uvu-dapr/Canvas/main/dapr-2020l/essential_groundwork/bounce_dialog_settings.jpg</w:t>
+        <w:t>https://raw.githubusercontent.com/uvu-dapr/Canvas/main/Classes/DAPR-2020L--Digital_Audio_Essentials_Lab/Groundwork/Essential_Groundwork/Bounce_Dialog_Settings.jpg</w:t>
       </w:r>
     </w:p>
     <w:p>
@@ -28342,7 +28342,7 @@
           <w:rFonts w:ascii="Courier New" w:hAnsi="Courier New"/>
           <w:sz w:val="20"/>
         </w:rPr>
-        <w:t>https://raw.githubusercontent.com/uvu-dapr/Canvas/main/All/ProToolsCleanup/before.jpg</w:t>
+        <w:t>https://raw.githubusercontent.com/uvu-dapr/Canvas/main/Classes/All/Pro_Tools_Cleanup/Before.jpg</w:t>
       </w:r>
     </w:p>
     <w:p>
@@ -28379,7 +28379,7 @@
         <w:pStyle w:val="ListParagraph"/>
       </w:pPr>
       <w:r>
-        <w:t>2.  Create the assignment subfolder if it does not exist: Canvas/dapr-2020l/essential_groundwork/</w:t>
+        <w:t>2.  Create the subfolder if it does not exist: Canvas/Classes/DAPR-2020L--Digital_Audio_Essentials_Lab/Groundwork/Essential_Groundwork/</w:t>
       </w:r>
     </w:p>
     <w:p>
@@ -28483,7 +28483,7 @@
         <w:ind w:left="360"/>
       </w:pPr>
       <w:r>
-        <w:t>•  The assignment name in hyphened lowercase (e.g. essential-groundwork).</w:t>
+        <w:t>•  The exact three-level folder path for this page (e.g. DAPR-2020L--Digital_Audio_Essentials_Lab/Groundwork/Essential_Groundwork).</w:t>
       </w:r>
     </w:p>
     <w:p>
@@ -31740,7 +31740,7 @@
                 <w:b/>
                 <w:color w:val="FFFFFF"/>
               </w:rPr>
-              <w:t>dapr-XXXX/ -- Belongs to one specific course</w:t>
+              <w:t>Classes/DAPR-####--Course_Name/ -- Belongs to one specific course</w:t>
             </w:r>
           </w:p>
         </w:tc>
@@ -31808,7 +31808,7 @@
                 <w:rFonts w:ascii="Courier New" w:hAnsi="Courier New"/>
                 <w:sz w:val="18"/>
               </w:rPr>
-              <w:t>dapr-2020l/assignment-name/filename.jpg</w:t>
+              <w:t>DAPR-2020L--Core_Mixing_Lab/Topic/Page_Title/Image_File.jpg</w:t>
             </w:r>
           </w:p>
         </w:tc>
@@ -31836,7 +31836,7 @@
           <w:sz w:val="18"/>
           <w:szCs w:val="18"/>
         </w:rPr>
-        <w:t xml:space="preserve">Correct:   All/pro_tools_cleanup/before.jpg</w:t>
+        <w:t xml:space="preserve">Correct:   Classes/All/Pro_Tools_Cleanup/Before.jpg</w:t>
       </w:r>
     </w:p>
     <w:p>
@@ -31846,7 +31846,7 @@
           <w:sz w:val="18"/>
           <w:szCs w:val="18"/>
         </w:rPr>
-        <w:t xml:space="preserve">Correct:   dapr-2020l/eq_lab/plugin-settings-screenshot.jpg</w:t>
+        <w:t xml:space="preserve">Correct:   Classes/DAPR-2000L--Digital_Audio_Essentials_Lab/EQ/EQ_Lab/Plugin_Settings.jpg</w:t>
       </w:r>
     </w:p>
     <w:p>
@@ -31856,7 +31856,7 @@
           <w:sz w:val="18"/>
           <w:szCs w:val="18"/>
         </w:rPr>
-        <w:t xml:space="preserve">Correct:   dapr-3345/spatial_mix_final/routing-overview.jpg</w:t>
+        <w:t xml:space="preserve">Correct:   Classes/DAPR-3345--Spatial_Audio_II/Spatial/Spatial_Mix_Final/Routing_Overview.jpg</w:t>
       </w:r>
     </w:p>
     <w:p/>
@@ -31867,7 +31867,7 @@
           <w:sz w:val="18"/>
           <w:szCs w:val="18"/>
         </w:rPr>
-        <w:t xml:space="preserve">Incorrect: All/before.jpg                  (no assignment subfolder)</w:t>
+        <w:t xml:space="preserve">Incorrect: Classes/All/before.jpg           (no page-title subfolder)</w:t>
       </w:r>
     </w:p>
     <w:p>
@@ -31877,7 +31877,7 @@
           <w:sz w:val="18"/>
           <w:szCs w:val="18"/>
         </w:rPr>
-        <w:t xml:space="preserve">Incorrect: dapr-2020l/EQ Lab/screenshot.jpg (spaces and capitals in folder name)</w:t>
+        <w:t xml:space="preserve">Incorrect: DAPR-2000L/EQ Lab/Screenshot.jpg (spaces not replaced with underscores; missing course title and topic level)</w:t>
       </w:r>
     </w:p>
     <w:p>
@@ -31887,7 +31887,7 @@
           <w:sz w:val="18"/>
           <w:szCs w:val="18"/>
         </w:rPr>
-        <w:t xml:space="preserve">Incorrect: dapr-2020l/eq-lab-using-all-hyphens/screenshot.jpg (no underscores within concept)</w:t>
+        <w:t xml:space="preserve">Incorrect: Classes/DAPR-2000L/eqlab/screenshot.jpg  (missing double hyphen, missing title, missing topic level)</w:t>
       </w:r>
     </w:p>
     <w:p/>
@@ -32042,7 +32042,7 @@
           </w:tcPr>
           <w:p>
             <w:r>
-              <w:t>What is the exact course folder name? (Example: dapr-2020l, dapr-3345, All)</w:t>
+              <w:t>What is the exact course folder name as it appears in GitHub under Classes/? (e.g. DAPR-2000--Digital_Audio_Essentials, DAPR-3255--Audio_Hardware2). Must match GitHub exactly including capitalization.</w:t>
             </w:r>
           </w:p>
         </w:tc>
@@ -32088,7 +32088,7 @@
           </w:tcPr>
           <w:p>
             <w:r>
-              <w:t>What is the exact assignment or tutorial subfolder name? (Example: eq_lab, pro_tools_cleanup, spatial_mix_final)</w:t>
+              <w:t>What is the Canvas page topic prefix? This becomes the Level 2 topic folder. Example: "Networking: Address Resolution Protocol" has topic prefix Networking, so Level 2 = Networking/. For All/ content, skip this question -- there is no topic layer.</w:t>
             </w:r>
           </w:p>
         </w:tc>
@@ -32134,7 +32134,7 @@
           </w:tcPr>
           <w:p>
             <w:r>
-              <w:t>What are the exact filenames of the images that have been pushed to the repository? List them all before any HTML is written.</w:t>
+              <w:t>What is the Canvas page descriptive title (everything after the colon)? This becomes the Level 3 page-title folder. Replace every space with an underscore, preserve title case, drop any parenthetical acronym. Example: "Dynamic Host Configuration Protocol (DHCP)" becomes Dynamic_Host_Configuration_Protocol/.</w:t>
             </w:r>
           </w:p>
         </w:tc>
@@ -32180,7 +32180,35 @@
           </w:tcPr>
           <w:p>
             <w:r>
-              <w:t>Have these files already been pushed to GitHub? If not, push them first and confirm before proceeding.</w:t>
+              <w:t>What are the exact filenames of every image pushed to the repository for this page? List them all before writing any HTML. Filenames follow the same Title_Case_With_Underscores convention as folder names.</w:t>
+            </w:r>
+          </w:p>
+        </w:tc>
+      </w:tr>
+      <w:tr>
+        <w:tc>
+          <w:tcPr>
+            <w:tcW w:w="1440" w:type="dxa"/>
+            <w:shd w:val="clear" w:color="auto" w:fill="0D47A1"/>
+          </w:tcPr>
+          <w:p>
+            <w:r>
+              <w:rPr>
+                <w:b/>
+                <w:color w:val="FFFFFF"/>
+              </w:rPr>
+              <w:t>Question 6</w:t>
+            </w:r>
+          </w:p>
+        </w:tc>
+        <w:tc>
+          <w:tcPr>
+            <w:tcW w:w="7920" w:type="dxa"/>
+            <w:shd w:val="clear" w:color="auto" w:fill="FFFFFF"/>
+          </w:tcPr>
+          <w:p>
+            <w:r>
+              <w:t>Have these files been committed and pushed in GitHub Desktop? Confirm the push completed and verify at least one raw URL loads correctly in Safari or Chrome before writing a single img tag.</w:t>
             </w:r>
           </w:p>
         </w:tc>
@@ -32218,7 +32246,7 @@
           <w:sz w:val="18"/>
           <w:szCs w:val="18"/>
         </w:rPr>
-        <w:t xml:space="preserve">https://raw.githubusercontent.com/uvu-dapr/Canvas/main/FOLDER/SUBFOLDER/FILENAME.jpg</w:t>
+        <w:t xml:space="preserve">https://raw.githubusercontent.com/uvu-dapr/Canvas/main/Classes/DAPR-####--Course_Name/Topic/Page_Title/Image_File.jpg</w:t>
       </w:r>
     </w:p>
     <w:p/>
@@ -32239,7 +32267,7 @@
           <w:sz w:val="18"/>
           <w:szCs w:val="18"/>
         </w:rPr>
-        <w:t xml:space="preserve">https://raw.githubusercontent.com/uvu-dapr/Canvas/main/All/pro_tools_cleanup/before.jpg</w:t>
+        <w:t xml:space="preserve">https://raw.githubusercontent.com/uvu-dapr/Canvas/main/Classes/All/Pro_Tools_Cleanup/Before.jpg</w:t>
       </w:r>
     </w:p>
     <w:p/>
@@ -32260,7 +32288,7 @@
           <w:sz w:val="18"/>
           <w:szCs w:val="18"/>
         </w:rPr>
-        <w:t xml:space="preserve">https://raw.githubusercontent.com/uvu-dapr/Canvas/main/dapr-2020l/eq_lab/plugin_settings.jpg</w:t>
+        <w:t xml:space="preserve">https://raw.githubusercontent.com/uvu-dapr/Canvas/main/Classes/DAPR-2000L--Digital_Audio_Essentials_Lab/EQ/EQ_Lab/Plugin_Settings.jpg</w:t>
       </w:r>
     </w:p>
     <w:p/>
@@ -32410,7 +32438,7 @@
           </w:tcPr>
           <w:p>
             <w:r>
-              <w:t>Determine the correct folder. Ask: is this image shared across multiple courses? If yes, go to the All/ folder. If no, go to the course folder (dapr-2020l, dapr-3345, etc.).</w:t>
+              <w:t>Determine the correct folder. Ask: is this image shared across multiple courses? If yes, go to Classes/All/. If no, go to the course folder under Classes/ (e.g. Classes/DAPR-2020L--Core_Mixing_Lab, Classes/DAPR-3345--Spatial_Audio_II).</w:t>
             </w:r>
           </w:p>
         </w:tc>
@@ -32594,7 +32622,7 @@
           </w:tcPr>
           <w:p>
             <w:r>
-              <w:t>Type a brief summary in the Summary field at the bottom left. Example: Add eq_lab images for dapr-2020l</w:t>
+              <w:t>Type a brief summary in the Summary field at the bottom left. Example: Add EQ_Lab images for Classes/DAPR-2000L--Digital_Audio_Essentials_Lab/EQ</w:t>
             </w:r>
           </w:p>
         </w:tc>
@@ -32812,7 +32840,7 @@
         </w:numPr>
       </w:pPr>
       <w:r>
-        <w:t>Confirmed whether images are shared (All/) or course-specific (dapr-XXXX/).</w:t>
+        <w:t>Confirmed whether images are shared (Classes/All/) or course-specific (Classes/DAPR-####--Course_Name/).</w:t>
       </w:r>
     </w:p>
     <w:p>
@@ -32947,7 +32975,7 @@
     </w:p>
     <w:p>
       <w:r>
-        <w:t xml:space="preserve">Part XVIII Section 18.2 defines the top-level repository structure. That structure remains unchanged. This part adds the requirement that all images must be inside a named assignment subfolder -- no images may be placed directly in a course top-level folder or in the All/ root folder. The All/ProToolsCleanup/ folder is a legacy exception and keeps its original casing. All new shared folders use lowercase with hyphens.</w:t>
+        <w:t xml:space="preserve">Part XVIII Section 18.2 defines the top-level repository structure. That structure remains unchanged. This part adds the requirement that all images must be inside a named assignment subfolder -- no images may be placed directly in a course top-level folder or in the All/ root folder. Shared images live under All/ (no topic layer -- page-title folders sit directly under All/). Course-specific images use the three-level structure: DAPR-####--Course_Name/Topic/Page_Title/.</w:t>
       </w:r>
     </w:p>
     <w:p/>
@@ -33042,7 +33070,7 @@
                 <w:rFonts w:ascii="Courier New" w:hAnsi="Courier New"/>
                 <w:sz w:val="18"/>
               </w:rPr>
-              <w:t xml:space="preserve">m02-p1-sound_wave_properties  (three segments)</w:t>
+              <w:t xml:space="preserve">DAPR-2000--Digital_Audio_Essentials/Sound/Sound_Wave_Properties/</w:t>
             </w:r>
           </w:p>
         </w:tc>
@@ -33074,7 +33102,7 @@
                 <w:rFonts w:ascii="Courier New" w:hAnsi="Courier New"/>
                 <w:sz w:val="18"/>
               </w:rPr>
-              <w:t xml:space="preserve">m04-p1-dynamic_based_processing</w:t>
+              <w:t xml:space="preserve">DAPR-2000--Digital_Audio_Essentials/Dynamics/Dynamic_Based_Processing/</w:t>
             </w:r>
           </w:p>
         </w:tc>
@@ -33091,7 +33119,7 @@
                 <w:rFonts w:ascii="Courier New" w:hAnsi="Courier New"/>
                 <w:sz w:val="18"/>
               </w:rPr>
-              <w:t xml:space="preserve">eq_lab  (one concept)</w:t>
+              <w:t xml:space="preserve">DAPR-2000L--Digital_Audio_Essentials_Lab/EQ/EQ_Lab/</w:t>
             </w:r>
           </w:p>
         </w:tc>
@@ -33106,7 +33134,7 @@
                 <w:rFonts w:ascii="Courier New" w:hAnsi="Courier New"/>
                 <w:sz w:val="18"/>
               </w:rPr>
-              <w:t xml:space="preserve">dapr-2020l  (dapr and 2000l are two things)</w:t>
+              <w:t xml:space="preserve">DAPR-2020L--Core_Mixing_Lab  (course folder)</w:t>
             </w:r>
           </w:p>
         </w:tc>
@@ -33123,7 +33151,7 @@
                 <w:rFonts w:ascii="Courier New" w:hAnsi="Courier New"/>
                 <w:sz w:val="18"/>
               </w:rPr>
-              <w:t xml:space="preserve">pro_tools_cleanup  (one concept)</w:t>
+              <w:t xml:space="preserve">All/Pro_Tools_Cleanup/</w:t>
             </w:r>
           </w:p>
         </w:tc>
@@ -33138,7 +33166,7 @@
                 <w:rFonts w:ascii="Courier New" w:hAnsi="Courier New"/>
                 <w:sz w:val="18"/>
               </w:rPr>
-              <w:t xml:space="preserve">dapr-2000/m02-p3-sound_wave_properties/</w:t>
+              <w:t xml:space="preserve">DAPR-2000--Digital_Audio_Essentials/Sound/Sound_Wave_Properties/</w:t>
             </w:r>
           </w:p>
         </w:tc>
@@ -33187,7 +33215,7 @@
               <w:t xml:space="preserve">Required: </w:t>
             </w:r>
             <w:r>
-              <w:t>The full pattern is: segment-segment-concept_title. Example: m02-p1-sound_and_hearing where m02, p1, and sound_and_hearing are three separate segments divided by hyphens, and sound_and_hearing is one concept held together with underscores. Course folder names always use hyphens only because the course prefix and number are two separate things: dapr-2000, dapr-2000l, dapr-3345.</w:t>
+              <w:t>The full pattern is: DAPR-####--Course_Name / Topic / Page_Title. Example: DAPR-2000--Digital_Audio_Essentials/Sound/Sound_Wave_Properties where DAPR-2000--Digital_Audio_Essentials is the course folder (single hyphen between DAPR and number, double hyphen before title), Sound is the topic folder matching the Canvas page topic prefix, and Sound_Wave_Properties is the page-title folder with underscores replacing spaces.</w:t>
             </w:r>
           </w:p>
         </w:tc>
@@ -33294,7 +33322,7 @@
                 <w:sz w:val="16"/>
                 <w:color w:val="1A237E"/>
               </w:rPr>
-              <w:t>m02-p1-overview_sound_and_hearing</w:t>
+              <w:t>DAPR-2000--Digital_Audio_Essentials/Jobs/Overview/</w:t>
             </w:r>
           </w:p>
         </w:tc>
@@ -33343,7 +33371,7 @@
                 <w:sz w:val="16"/>
                 <w:color w:val="1A237E"/>
               </w:rPr>
-              <w:t>m02-p2-introducing_daw</w:t>
+              <w:t>DAPR-2000--Digital_Audio_Essentials/Sound/Overview/</w:t>
             </w:r>
           </w:p>
         </w:tc>
@@ -33392,7 +33420,7 @@
                 <w:sz w:val="16"/>
                 <w:color w:val="1A237E"/>
               </w:rPr>
-              <w:t>m02-p2-uber_decibel_problem</w:t>
+              <w:t>DAPR-2000--Digital_Audio_Essentials/Sound/The_Decibel/</w:t>
             </w:r>
           </w:p>
         </w:tc>
@@ -33441,7 +33469,7 @@
                 <w:sz w:val="16"/>
                 <w:color w:val="1A237E"/>
               </w:rPr>
-              <w:t>m02-p3-sound_wave_properties</w:t>
+              <w:t>DAPR-2000--Digital_Audio_Essentials/Sound/Sound_Wave_Properties/</w:t>
             </w:r>
           </w:p>
         </w:tc>
@@ -33490,7 +33518,7 @@
                 <w:sz w:val="16"/>
                 <w:color w:val="1A237E"/>
               </w:rPr>
-              <w:t>m03-overview_digital_domain</w:t>
+              <w:t>DAPR-2000--Digital_Audio_Essentials/DAW/Overview/</w:t>
             </w:r>
           </w:p>
         </w:tc>
@@ -33539,7 +33567,7 @@
                 <w:sz w:val="16"/>
                 <w:color w:val="1A237E"/>
               </w:rPr>
-              <w:t>m04-p1-dynamic_based_processing</w:t>
+              <w:t>DAPR-2000--Digital_Audio_Essentials/Dynamics/Dynamic_Based_Processing/</w:t>
             </w:r>
           </w:p>
         </w:tc>
@@ -33588,7 +33616,7 @@
                 <w:sz w:val="16"/>
                 <w:color w:val="1A237E"/>
               </w:rPr>
-              <w:t>essential_groundwork</w:t>
+              <w:t>DAPR-2000L--Digital_Audio_Essentials_Lab/Groundwork/Essential_Groundwork/</w:t>
             </w:r>
           </w:p>
         </w:tc>
@@ -33637,7 +33665,7 @@
                 <w:sz w:val="16"/>
                 <w:color w:val="1A237E"/>
               </w:rPr>
-              <w:t>eq_lab</w:t>
+              <w:t>DAPR-2000L--Digital_Audio_Essentials_Lab/EQ/EQ_Lab/</w:t>
             </w:r>
           </w:p>
         </w:tc>
@@ -33686,7 +33714,7 @@
                 <w:sz w:val="16"/>
                 <w:color w:val="1A237E"/>
               </w:rPr>
-              <w:t>compression_lab</w:t>
+              <w:t>DAPR-2000L--Digital_Audio_Essentials_Lab/Compression/Compression_Lab/</w:t>
             </w:r>
           </w:p>
         </w:tc>
@@ -33837,7 +33865,7 @@
                 <w:rFonts w:ascii="Courier New" w:hAnsi="Courier New"/>
                 <w:sz w:val="18"/>
               </w:rPr>
-              <w:t xml:space="preserve">All/ProToolsCleanup/</w:t>
+              <w:t xml:space="preserve">All/Pro_Tools_Cleanup/</w:t>
             </w:r>
             <w:r>
               <w:rPr>
@@ -33867,7 +33895,7 @@
                 <w:rFonts w:ascii="Courier New" w:hAnsi="Courier New"/>
                 <w:sz w:val="18"/>
               </w:rPr>
-              <w:t xml:space="preserve">All/shared_concept_name/</w:t>
+              <w:t xml:space="preserve">All/DAPR_Canvas_Icon_Reference/</w:t>
             </w:r>
             <w:r>
               <w:rPr>
@@ -33917,7 +33945,7 @@
                 <w:rFonts w:ascii="Courier New" w:hAnsi="Courier New"/>
                 <w:sz w:val="18"/>
               </w:rPr>
-              <w:t xml:space="preserve">dapr-2000/</w:t>
+              <w:t xml:space="preserve">DAPR-2000--Digital_Audio_Essentials/</w:t>
             </w:r>
             <w:r>
               <w:rPr>
@@ -33947,7 +33975,7 @@
                 <w:rFonts w:ascii="Courier New" w:hAnsi="Courier New"/>
                 <w:sz w:val="18"/>
               </w:rPr>
-              <w:t xml:space="preserve">dapr-2000/m01-overview_jobs_in_recording/</w:t>
+              <w:t xml:space="preserve">DAPR-2000--Digital_Audio_Essentials/Jobs/Overview/</w:t>
             </w:r>
           </w:p>
         </w:tc>
@@ -33970,7 +33998,7 @@
                 <w:rFonts w:ascii="Courier New" w:hAnsi="Courier New"/>
                 <w:sz w:val="18"/>
               </w:rPr>
-              <w:t xml:space="preserve">dapr-2000/m01-exploring_jobs_audio_industry/</w:t>
+              <w:t xml:space="preserve">DAPR-2000--Digital_Audio_Essentials/Jobs/Working_in_the_Industry/</w:t>
             </w:r>
           </w:p>
         </w:tc>
@@ -33993,7 +34021,7 @@
                 <w:rFonts w:ascii="Courier New" w:hAnsi="Courier New"/>
                 <w:sz w:val="18"/>
               </w:rPr>
-              <w:t xml:space="preserve">dapr-2000/m02-p1-overview_sound_and_hearing/</w:t>
+              <w:t xml:space="preserve">DAPR-2000--Digital_Audio_Essentials/Sound/Overview/</w:t>
             </w:r>
           </w:p>
         </w:tc>
@@ -34016,7 +34044,7 @@
                 <w:rFonts w:ascii="Courier New" w:hAnsi="Courier New"/>
                 <w:sz w:val="18"/>
               </w:rPr>
-              <w:t xml:space="preserve">dapr-2000/m02-p1-supplemental_sound_hearing/</w:t>
+              <w:t xml:space="preserve">DAPR-2000--Digital_Audio_Essentials/Sound/Read_Sound_and_Hearing/</w:t>
             </w:r>
           </w:p>
         </w:tc>
@@ -34039,7 +34067,7 @@
                 <w:rFonts w:ascii="Courier New" w:hAnsi="Courier New"/>
                 <w:sz w:val="18"/>
               </w:rPr>
-              <w:t xml:space="preserve">dapr-2000/m02-p2-introducing_daw/</w:t>
+              <w:t xml:space="preserve">DAPR-2000--Digital_Audio_Essentials/Sound/Introduction_to_the_Decibel/</w:t>
             </w:r>
           </w:p>
         </w:tc>
@@ -34062,7 +34090,7 @@
                 <w:rFonts w:ascii="Courier New" w:hAnsi="Courier New"/>
                 <w:sz w:val="18"/>
               </w:rPr>
-              <w:t xml:space="preserve">dapr-2000/m02-p2-introduction_decibel/</w:t>
+              <w:t xml:space="preserve">DAPR-2000--Digital_Audio_Essentials/Sound/The_Decibel/</w:t>
             </w:r>
           </w:p>
         </w:tc>
@@ -34085,7 +34113,7 @@
                 <w:rFonts w:ascii="Courier New" w:hAnsi="Courier New"/>
                 <w:sz w:val="18"/>
               </w:rPr>
-              <w:t xml:space="preserve">dapr-2000/m02-p2-more_about_db/</w:t>
+              <w:t xml:space="preserve">DAPR-2000--Digital_Audio_Essentials/Sound/Sound_Wave_Properties/</w:t>
             </w:r>
           </w:p>
         </w:tc>
@@ -34108,7 +34136,7 @@
                 <w:rFonts w:ascii="Courier New" w:hAnsi="Courier New"/>
                 <w:sz w:val="18"/>
               </w:rPr>
-              <w:t xml:space="preserve">dapr-2000/m02-p2-even_more_about_db/</w:t>
+              <w:t xml:space="preserve">DAPR-2000--Digital_Audio_Essentials/DAW/Overview/</w:t>
             </w:r>
           </w:p>
         </w:tc>
@@ -34131,7 +34159,7 @@
                 <w:rFonts w:ascii="Courier New" w:hAnsi="Courier New"/>
                 <w:sz w:val="18"/>
               </w:rPr>
-              <w:t xml:space="preserve">dapr-2000/m02-p2-uber_decibel_problem/</w:t>
+              <w:t xml:space="preserve">DAPR-2000--Digital_Audio_Essentials/EQ/Overview/</w:t>
             </w:r>
           </w:p>
         </w:tc>
@@ -34154,7 +34182,7 @@
                 <w:rFonts w:ascii="Courier New" w:hAnsi="Courier New"/>
                 <w:sz w:val="18"/>
               </w:rPr>
-              <w:t xml:space="preserve">dapr-2000/m02-p3-sound_wave_properties/</w:t>
+              <w:t xml:space="preserve">DAPR-2000--Digital_Audio_Essentials/Sound/Sound_Wave_Properties/</w:t>
             </w:r>
           </w:p>
         </w:tc>
@@ -34177,7 +34205,7 @@
                 <w:rFonts w:ascii="Courier New" w:hAnsi="Courier New"/>
                 <w:sz w:val="18"/>
               </w:rPr>
-              <w:t xml:space="preserve">dapr-2000/m02-p3-8_properties_sound_wave/</w:t>
+              <w:t xml:space="preserve">DAPR-2000--Digital_Audio_Essentials/Topic/Page_Title/</w:t>
             </w:r>
           </w:p>
         </w:tc>
@@ -34200,7 +34228,7 @@
                 <w:rFonts w:ascii="Courier New" w:hAnsi="Courier New"/>
                 <w:sz w:val="18"/>
               </w:rPr>
-              <w:t xml:space="preserve">dapr-2000/m03-overview_digital_domain/</w:t>
+              <w:t xml:space="preserve"/>
             </w:r>
           </w:p>
         </w:tc>
@@ -34223,7 +34251,7 @@
                 <w:rFonts w:ascii="Courier New" w:hAnsi="Courier New"/>
                 <w:sz w:val="18"/>
               </w:rPr>
-              <w:t xml:space="preserve">dapr-2000/m03-understanding_digital_domain/</w:t>
+              <w:t xml:space="preserve">DAPR-2000--Digital_Audio_Essentials/Dynamics/Dynamic_Based_Processing/</w:t>
             </w:r>
           </w:p>
         </w:tc>
@@ -34246,7 +34274,7 @@
                 <w:rFonts w:ascii="Courier New" w:hAnsi="Courier New"/>
                 <w:sz w:val="18"/>
               </w:rPr>
-              <w:t xml:space="preserve">dapr-2000/m04-p1-overview_daw/</w:t>
+              <w:t xml:space="preserve">DAPR-2000--Digital_Audio_Essentials/Topic/Page_Title/</w:t>
             </w:r>
           </w:p>
         </w:tc>
@@ -34269,7 +34297,7 @@
                 <w:rFonts w:ascii="Courier New" w:hAnsi="Courier New"/>
                 <w:sz w:val="18"/>
               </w:rPr>
-              <w:t xml:space="preserve">dapr-2000/m04-p1-exploring_daw/</w:t>
+              <w:t xml:space="preserve">DAPR-2000--Digital_Audio_Essentials/Sound/Sound_Wave_Properties/</w:t>
             </w:r>
           </w:p>
         </w:tc>
@@ -34292,7 +34320,7 @@
                 <w:rFonts w:ascii="Courier New" w:hAnsi="Courier New"/>
                 <w:sz w:val="18"/>
               </w:rPr>
-              <w:t xml:space="preserve">dapr-2000/m04-p1-eq/</w:t>
+              <w:t xml:space="preserve">DAPR-2000--Digital_Audio_Essentials/Topic/Page_Title/</w:t>
             </w:r>
           </w:p>
         </w:tc>
@@ -34301,7 +34329,7 @@
         <w:tc>
           <w:tcPr>
             <w:tcW w:w="9360" w:type="dxa"/>
-            <w:shd w:val="clear" w:color="auto" w:fill="F2F2F2"/>
+            <w:shd w:val="clear" w:color="auto" w:fill="FFFFFF"/>
             <w:tcMar>
               <w:top w:w="60" w:type="dxa"/>
               <w:left w:w="200" w:type="dxa"/>
@@ -34315,30 +34343,7 @@
                 <w:rFonts w:ascii="Courier New" w:hAnsi="Courier New"/>
                 <w:sz w:val="18"/>
               </w:rPr>
-              <w:t xml:space="preserve">dapr-2000/m04-p1-dynamic_based_processing/</w:t>
-            </w:r>
-          </w:p>
-        </w:tc>
-      </w:tr>
-      <w:tr>
-        <w:tc>
-          <w:tcPr>
-            <w:tcW w:w="9360" w:type="dxa"/>
-            <w:shd w:val="clear" w:color="auto" w:fill="FFFFFF"/>
-            <w:tcMar>
-              <w:top w:w="60" w:type="dxa"/>
-              <w:left w:w="200" w:type="dxa"/>
-              <w:bottom w:w="60" w:type="dxa"/>
-              <w:right w:w="120" w:type="dxa"/>
-            </w:tcMar>
-          </w:tcPr>
-          <w:p>
-            <w:r>
-              <w:rPr>
-                <w:rFonts w:ascii="Courier New" w:hAnsi="Courier New"/>
-                <w:sz w:val="18"/>
-              </w:rPr>
-              <w:t xml:space="preserve">dapr-2000/[m##-p#-concept_name]/</w:t>
+              <w:t xml:space="preserve">DAPR-2000--Digital_Audio_Essentials/Topic/Page_Title/</w:t>
             </w:r>
             <w:r>
               <w:rPr>
@@ -34388,7 +34393,7 @@
                 <w:rFonts w:ascii="Courier New" w:hAnsi="Courier New"/>
                 <w:sz w:val="18"/>
               </w:rPr>
-              <w:t xml:space="preserve">dapr-2000l/</w:t>
+              <w:t xml:space="preserve">DAPR-2000L--Digital_Audio_Essentials_Lab/</w:t>
             </w:r>
             <w:r>
               <w:rPr>
@@ -34418,7 +34423,7 @@
                 <w:rFonts w:ascii="Courier New" w:hAnsi="Courier New"/>
                 <w:sz w:val="18"/>
               </w:rPr>
-              <w:t xml:space="preserve">dapr-2000l/essential_groundwork/</w:t>
+              <w:t xml:space="preserve">DAPR-2000L--Digital_Audio_Essentials_Lab/Groundwork/Essential_Groundwork/</w:t>
             </w:r>
           </w:p>
         </w:tc>
@@ -34441,7 +34446,7 @@
                 <w:rFonts w:ascii="Courier New" w:hAnsi="Courier New"/>
                 <w:sz w:val="18"/>
               </w:rPr>
-              <w:t xml:space="preserve">dapr-2000l/eq_lab/</w:t>
+              <w:t xml:space="preserve">DAPR-2000L--Digital_Audio_Essentials_Lab/EQ/EQ_Lab/</w:t>
             </w:r>
           </w:p>
         </w:tc>
@@ -34464,7 +34469,7 @@
                 <w:rFonts w:ascii="Courier New" w:hAnsi="Courier New"/>
                 <w:sz w:val="18"/>
               </w:rPr>
-              <w:t xml:space="preserve">dapr-2000l/compression_lab/</w:t>
+              <w:t xml:space="preserve">DAPR-2000L--Digital_Audio_Essentials_Lab/Compression/Compression_Lab/</w:t>
             </w:r>
           </w:p>
         </w:tc>
@@ -34487,7 +34492,7 @@
                 <w:rFonts w:ascii="Courier New" w:hAnsi="Courier New"/>
                 <w:sz w:val="18"/>
               </w:rPr>
-              <w:t xml:space="preserve">dapr-2000l/[assignment_name]/</w:t>
+              <w:t xml:space="preserve">DAPR-2000L--Digital_Audio_Essentials_Lab/Topic/Page_Title/</w:t>
             </w:r>
             <w:r>
               <w:rPr>
@@ -34537,7 +34542,7 @@
                 <w:rFonts w:ascii="Courier New" w:hAnsi="Courier New"/>
                 <w:sz w:val="18"/>
               </w:rPr>
-              <w:t xml:space="preserve">dapr-2010/</w:t>
+              <w:t xml:space="preserve">DAPR-2010--Core_Recording/</w:t>
             </w:r>
             <w:r>
               <w:rPr>
@@ -34567,7 +34572,7 @@
                 <w:rFonts w:ascii="Courier New" w:hAnsi="Courier New"/>
                 <w:sz w:val="18"/>
               </w:rPr>
-              <w:t xml:space="preserve">dapr-2010/[m##-p#-concept_name]/</w:t>
+              <w:t xml:space="preserve">DAPR-2010--Core_Recording/Topic/Page_Title/</w:t>
             </w:r>
             <w:r>
               <w:rPr>
@@ -34617,7 +34622,7 @@
                 <w:rFonts w:ascii="Courier New" w:hAnsi="Courier New"/>
                 <w:sz w:val="18"/>
               </w:rPr>
-              <w:t xml:space="preserve">dapr-2010l/</w:t>
+              <w:t xml:space="preserve">DAPR-2010L--Core_Recording_Lab/</w:t>
             </w:r>
             <w:r>
               <w:rPr>
@@ -34647,7 +34652,7 @@
                 <w:rFonts w:ascii="Courier New" w:hAnsi="Courier New"/>
                 <w:sz w:val="18"/>
               </w:rPr>
-              <w:t xml:space="preserve">dapr-2010l/[assignment_name]/</w:t>
+              <w:t xml:space="preserve">DAPR-2010L--Core_Recording_Lab/Topic/Page_Title/</w:t>
             </w:r>
             <w:r>
               <w:rPr>
@@ -34697,7 +34702,7 @@
                 <w:rFonts w:ascii="Courier New" w:hAnsi="Courier New"/>
                 <w:sz w:val="18"/>
               </w:rPr>
-              <w:t xml:space="preserve">dapr-2020/</w:t>
+              <w:t xml:space="preserve">DAPR-2020--Core_Mixing/</w:t>
             </w:r>
             <w:r>
               <w:rPr>
@@ -34727,7 +34732,7 @@
                 <w:rFonts w:ascii="Courier New" w:hAnsi="Courier New"/>
                 <w:sz w:val="18"/>
               </w:rPr>
-              <w:t xml:space="preserve">dapr-2020/[m##-p#-concept_name]/</w:t>
+              <w:t xml:space="preserve">DAPR-2020--Core_Mixing/Topic/Page_Title/</w:t>
             </w:r>
             <w:r>
               <w:rPr>
@@ -34777,7 +34782,7 @@
                 <w:rFonts w:ascii="Courier New" w:hAnsi="Courier New"/>
                 <w:sz w:val="18"/>
               </w:rPr>
-              <w:t xml:space="preserve">dapr-2020l/</w:t>
+              <w:t xml:space="preserve">DAPR-2020L--Core_Mixing_Lab/</w:t>
             </w:r>
             <w:r>
               <w:rPr>
@@ -34807,7 +34812,7 @@
                 <w:rFonts w:ascii="Courier New" w:hAnsi="Courier New"/>
                 <w:sz w:val="18"/>
               </w:rPr>
-              <w:t xml:space="preserve">dapr-2020l/essential_groundwork/</w:t>
+              <w:t xml:space="preserve">DAPR-2020L--Core_Mixing_Lab/Groundwork/Essential_Groundwork/</w:t>
             </w:r>
             <w:r>
               <w:rPr>
@@ -34837,7 +34842,7 @@
                 <w:rFonts w:ascii="Courier New" w:hAnsi="Courier New"/>
                 <w:sz w:val="18"/>
               </w:rPr>
-              <w:t xml:space="preserve">dapr-2020l/eq_lab/</w:t>
+              <w:t xml:space="preserve">DAPR-2020L--Core_Mixing_Lab/EQ/EQ_Lab/</w:t>
             </w:r>
           </w:p>
         </w:tc>
@@ -34860,7 +34865,7 @@
                 <w:rFonts w:ascii="Courier New" w:hAnsi="Courier New"/>
                 <w:sz w:val="18"/>
               </w:rPr>
-              <w:t xml:space="preserve">dapr-2020l/compression_lab/</w:t>
+              <w:t xml:space="preserve">DAPR-2020L--Core_Mixing_Lab/Compression/Compression_Lab/</w:t>
             </w:r>
           </w:p>
         </w:tc>
@@ -34883,7 +34888,7 @@
                 <w:rFonts w:ascii="Courier New" w:hAnsi="Courier New"/>
                 <w:sz w:val="18"/>
               </w:rPr>
-              <w:t xml:space="preserve">dapr-2020l/[assignment_name]/</w:t>
+              <w:t xml:space="preserve">DAPR-2020L--Core_Mixing_Lab/Topic/Page_Title/</w:t>
             </w:r>
             <w:r>
               <w:rPr>
@@ -34933,7 +34938,7 @@
                 <w:rFonts w:ascii="Courier New" w:hAnsi="Courier New"/>
                 <w:sz w:val="18"/>
               </w:rPr>
-              <w:t xml:space="preserve">dapr-2080/</w:t>
+              <w:t xml:space="preserve">DAPR-2080--Podcast_and_Radio_Production/</w:t>
             </w:r>
             <w:r>
               <w:rPr>
@@ -34963,7 +34968,7 @@
                 <w:rFonts w:ascii="Courier New" w:hAnsi="Courier New"/>
                 <w:sz w:val="18"/>
               </w:rPr>
-              <w:t xml:space="preserve">dapr-2080/[assignment_name]/</w:t>
+              <w:t xml:space="preserve">DAPR-2080--Podcast_and_Radio_Production/Topic/Page_Title/</w:t>
             </w:r>
             <w:r>
               <w:rPr>
@@ -35013,7 +35018,7 @@
                 <w:rFonts w:ascii="Courier New" w:hAnsi="Courier New"/>
                 <w:sz w:val="18"/>
               </w:rPr>
-              <w:t xml:space="preserve">dapr-2255/</w:t>
+              <w:t xml:space="preserve">DAPR-2255--Audio_Hardware1/</w:t>
             </w:r>
             <w:r>
               <w:rPr>
@@ -35043,7 +35048,7 @@
                 <w:rFonts w:ascii="Courier New" w:hAnsi="Courier New"/>
                 <w:sz w:val="18"/>
               </w:rPr>
-              <w:t xml:space="preserve">dapr-2255/[assignment_name]/</w:t>
+              <w:t xml:space="preserve">DAPR-2255--Audio_Hardware1/Topic/Page_Title/</w:t>
             </w:r>
             <w:r>
               <w:rPr>
@@ -35093,7 +35098,7 @@
                 <w:rFonts w:ascii="Courier New" w:hAnsi="Courier New"/>
                 <w:sz w:val="18"/>
               </w:rPr>
-              <w:t xml:space="preserve">dapr-3010r/</w:t>
+              <w:t xml:space="preserve">DAPR-3010R--Digital_Lecture_Series/</w:t>
             </w:r>
             <w:r>
               <w:rPr>
@@ -35123,7 +35128,7 @@
                 <w:rFonts w:ascii="Courier New" w:hAnsi="Courier New"/>
                 <w:sz w:val="18"/>
               </w:rPr>
-              <w:t xml:space="preserve">dapr-3010r/[assignment_name]/</w:t>
+              <w:t xml:space="preserve">DAPR-3010R--Digital_Lecture_Series/Topic/Page_Title/</w:t>
             </w:r>
             <w:r>
               <w:rPr>
@@ -35173,7 +35178,7 @@
                 <w:rFonts w:ascii="Courier New" w:hAnsi="Courier New"/>
                 <w:sz w:val="18"/>
               </w:rPr>
-              <w:t xml:space="preserve">dapr-3255/</w:t>
+              <w:t xml:space="preserve">DAPR-3255--Audio_Hardware2/</w:t>
             </w:r>
             <w:r>
               <w:rPr>
@@ -35203,7 +35208,7 @@
                 <w:rFonts w:ascii="Courier New" w:hAnsi="Courier New"/>
                 <w:sz w:val="18"/>
               </w:rPr>
-              <w:t xml:space="preserve">dapr-3255/[assignment_name]/</w:t>
+              <w:t xml:space="preserve">DAPR-3255--Audio_Hardware2/Topic/Page_Title/</w:t>
             </w:r>
             <w:r>
               <w:rPr>
@@ -35253,7 +35258,7 @@
                 <w:rFonts w:ascii="Courier New" w:hAnsi="Courier New"/>
                 <w:sz w:val="18"/>
               </w:rPr>
-              <w:t xml:space="preserve">dapr-3340/</w:t>
+              <w:t xml:space="preserve">DAPR-3340--Spatial_Audio_I/</w:t>
             </w:r>
             <w:r>
               <w:rPr>
@@ -35283,7 +35288,7 @@
                 <w:rFonts w:ascii="Courier New" w:hAnsi="Courier New"/>
                 <w:sz w:val="18"/>
               </w:rPr>
-              <w:t xml:space="preserve">dapr-3340/[assignment_name]/</w:t>
+              <w:t xml:space="preserve">DAPR-3340--Spatial_Audio_I/Topic/Page_Title/</w:t>
             </w:r>
             <w:r>
               <w:rPr>
@@ -35333,7 +35338,7 @@
                 <w:rFonts w:ascii="Courier New" w:hAnsi="Courier New"/>
                 <w:sz w:val="18"/>
               </w:rPr>
-              <w:t xml:space="preserve">dapr-3345/</w:t>
+              <w:t xml:space="preserve">DAPR-3345--Spatial_Audio_II/</w:t>
             </w:r>
             <w:r>
               <w:rPr>
@@ -35363,7 +35368,7 @@
                 <w:rFonts w:ascii="Courier New" w:hAnsi="Courier New"/>
                 <w:sz w:val="18"/>
               </w:rPr>
-              <w:t xml:space="preserve">dapr-3345/spatial_mix_final/</w:t>
+              <w:t xml:space="preserve">DAPR-3345--Spatial_Audio_II/Spatial/Spatial_Mix_Final/</w:t>
             </w:r>
             <w:r>
               <w:rPr>
@@ -35393,7 +35398,7 @@
                 <w:rFonts w:ascii="Courier New" w:hAnsi="Courier New"/>
                 <w:sz w:val="18"/>
               </w:rPr>
-              <w:t xml:space="preserve">dapr-3345/[assignment_name]/</w:t>
+              <w:t xml:space="preserve">DAPR-3345--Spatial_Audio_II/Topic/Page_Title/</w:t>
             </w:r>
             <w:r>
               <w:rPr>
@@ -35796,7 +35801,7 @@
           <w:rFonts w:ascii="Courier New" w:hAnsi="Courier New"/>
           <w:sz w:val="18"/>
         </w:rPr>
-        <w:t>Sound: The Decibel  --&gt;  dapr-2000/sound-the_decibel/</w:t>
+        <w:t>Sound: The Decibel  --&gt;  DAPR-2000--Digital_Audio_Essentials/DAW/Overview/</w:t>
       </w:r>
     </w:p>
     <w:p>
@@ -35805,7 +35810,7 @@
           <w:rFonts w:ascii="Courier New" w:hAnsi="Courier New"/>
           <w:sz w:val="18"/>
         </w:rPr>
-        <w:t>Networking: Address Resolution Protocol  --&gt;  dapr-3255/networking-address_resolution_protocol/</w:t>
+        <w:t>Networking: Address Resolution Protocol  --&gt;  Classes/DAPR-3255--Audio_Hardware2/Networking/Address_Resolution_Protocol/</w:t>
       </w:r>
     </w:p>
     <w:p>
@@ -35814,7 +35819,7 @@
           <w:rFonts w:ascii="Courier New" w:hAnsi="Courier New"/>
           <w:sz w:val="18"/>
         </w:rPr>
-        <w:t>Jobs: Working in the Industry  --&gt;  dapr-2000/jobs-working_in_the_industry/</w:t>
+        <w:t>Jobs: Working in the Industry  --&gt;  Classes/DAPR-2000--Digital_Audio_Essentials/Jobs/Working_in_the_Industry/</w:t>
       </w:r>
     </w:p>
     <w:p>
@@ -35823,7 +35828,7 @@
           <w:rFonts w:ascii="Courier New" w:hAnsi="Courier New"/>
           <w:sz w:val="18"/>
         </w:rPr>
-        <w:t>EQ: EQ Lab  --&gt;  dapr-2000l/eq-eq_lab/</w:t>
+        <w:t>EQ: EQ Lab  --&gt;  Classes/DAPR-2000L--Digital_Audio_Essentials_Lab/EQ/EQ_Lab/</w:t>
       </w:r>
     </w:p>
     <w:p/>
